--- a/server/templates/rapor/template_pas_genap.docx
+++ b/server/templates/rapor/template_pas_genap.docx
@@ -673,29 +673,12 @@
         <w:tc>
           <w:tcPr>
             <w:tcW w:w="1004" w:type="dxa"/>
+            <w:vAlign w:val="center"/>
           </w:tcPr>
           <w:p>
             <w:pPr>
               <w:pStyle w:val="TableParagraph"/>
-              <w:rPr>
-                <w:rFonts w:ascii="Trebuchet MS"/>
-                <w:sz w:val="24"/>
-              </w:rPr>
-            </w:pPr>
-          </w:p>
-          <w:p>
-            <w:pPr>
-              <w:pStyle w:val="TableParagraph"/>
-              <w:spacing w:before="102"/>
-              <w:rPr>
-                <w:rFonts w:ascii="Trebuchet MS"/>
-                <w:sz w:val="24"/>
-              </w:rPr>
-            </w:pPr>
-          </w:p>
-          <w:p>
-            <w:pPr>
-              <w:pStyle w:val="TableParagraph"/>
+              <w:jc w:val="center"/>
               <w:rPr>
                 <w:rFonts w:ascii="Trebuchet MS"/>
                 <w:sz w:val="24"/>
@@ -5367,7 +5350,7 @@
         </mc:Choice>
         <mc:Fallback>
           <w:pict>
-            <v:shape w14:anchorId="35BAAAEE" id="Graphic 3" o:spid="_x0000_s1026" style="position:absolute;margin-left:27pt;margin-top:106.2pt;width:548pt;height:1.2pt;z-index:-15987712;visibility:visible;mso-wrap-style:square;mso-wrap-distance-left:0;mso-wrap-distance-top:0;mso-wrap-distance-right:0;mso-wrap-distance-bottom:0;mso-position-horizontal:absolute;mso-position-horizontal-relative:page;mso-position-vertical:absolute;mso-position-vertical-relative:page;v-text-anchor:top" coordsize="6959600,15240" o:gfxdata="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" path="m6959600,10147l,10147r,5093l6959600,15240r,-5093xem6959600,l,,,5080r6959600,l6959600,xe" fillcolor="black" stroked="f">
+            <v:shape w14:anchorId="6B185102" id="Graphic 3" o:spid="_x0000_s1026" style="position:absolute;margin-left:27pt;margin-top:106.2pt;width:548pt;height:1.2pt;z-index:-15987712;visibility:visible;mso-wrap-style:square;mso-wrap-distance-left:0;mso-wrap-distance-top:0;mso-wrap-distance-right:0;mso-wrap-distance-bottom:0;mso-position-horizontal:absolute;mso-position-horizontal-relative:page;mso-position-vertical:absolute;mso-position-vertical-relative:page;v-text-anchor:top" coordsize="6959600,15240" o:gfxdata="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" path="m6959600,10147l,10147r,5093l6959600,15240r,-5093xem6959600,l,,,5080r6959600,l6959600,xe" fillcolor="black" stroked="f">
               <v:path arrowok="t"/>
               <w10:wrap anchorx="page" anchory="page"/>
             </v:shape>

--- a/server/templates/rapor/template_pas_genap.docx
+++ b/server/templates/rapor/template_pas_genap.docx
@@ -1629,9 +1629,6 @@
         </w:tc>
       </w:tr>
       <w:tr>
-        <w:trPr>
-          <w:trHeight w:val="820"/>
-        </w:trPr>
         <w:tc>
           <w:tcPr>
             <w:tcW w:w="10832" w:type="dxa"/>
@@ -1639,7 +1636,7 @@
           <w:p>
             <w:pPr>
               <w:pStyle w:val="TableParagraph"/>
-              <w:spacing w:before="161"/>
+              <w:spacing w:before="1"/>
               <w:ind w:left="133"/>
               <w:rPr>
                 <w:rFonts w:ascii="Trebuchet MS"/>
@@ -1758,22 +1755,10 @@
         </w:tc>
       </w:tr>
       <w:tr>
-        <w:trPr>
-          <w:trHeight w:val="1636"/>
-        </w:trPr>
         <w:tc>
           <w:tcPr>
             <w:tcW w:w="10832" w:type="dxa"/>
           </w:tcPr>
-          <w:p>
-            <w:pPr>
-              <w:pStyle w:val="TableParagraph"/>
-              <w:spacing w:before="177"/>
-              <w:rPr>
-                <w:rFonts w:ascii="Trebuchet MS"/>
-              </w:rPr>
-            </w:pPr>
-          </w:p>
           <w:p>
             <w:pPr>
               <w:pStyle w:val="TableParagraph"/>
@@ -2329,9 +2314,6 @@
         </w:tc>
       </w:tr>
       <w:tr>
-        <w:trPr>
-          <w:trHeight w:val="912"/>
-        </w:trPr>
         <w:tc>
           <w:tcPr>
             <w:tcW w:w="10832" w:type="dxa"/>
@@ -2339,8 +2321,8 @@
           <w:p>
             <w:pPr>
               <w:pStyle w:val="TableParagraph"/>
-              <w:spacing w:before="211" w:line="237" w:lineRule="auto"/>
-              <w:ind w:left="158"/>
+              <w:spacing w:before="1"/>
+              <w:ind w:left="133"/>
               <w:rPr>
                 <w:rFonts w:ascii="Trebuchet MS"/>
               </w:rPr>
@@ -2411,9 +2393,6 @@
         </w:tc>
       </w:tr>
       <w:tr>
-        <w:trPr>
-          <w:trHeight w:val="723"/>
-        </w:trPr>
         <w:tc>
           <w:tcPr>
             <w:tcW w:w="10832" w:type="dxa"/>
@@ -2421,8 +2400,8 @@
           <w:p>
             <w:pPr>
               <w:pStyle w:val="TableParagraph"/>
-              <w:spacing w:before="113"/>
-              <w:ind w:left="153"/>
+              <w:spacing w:before="1"/>
+              <w:ind w:left="133"/>
               <w:rPr>
                 <w:rFonts w:ascii="Trebuchet MS"/>
               </w:rPr>
@@ -5350,7 +5329,7 @@
         </mc:Choice>
         <mc:Fallback>
           <w:pict>
-            <v:shape w14:anchorId="6B185102" id="Graphic 3" o:spid="_x0000_s1026" style="position:absolute;margin-left:27pt;margin-top:106.2pt;width:548pt;height:1.2pt;z-index:-15987712;visibility:visible;mso-wrap-style:square;mso-wrap-distance-left:0;mso-wrap-distance-top:0;mso-wrap-distance-right:0;mso-wrap-distance-bottom:0;mso-position-horizontal:absolute;mso-position-horizontal-relative:page;mso-position-vertical:absolute;mso-position-vertical-relative:page;v-text-anchor:top" coordsize="6959600,15240" o:gfxdata="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" path="m6959600,10147l,10147r,5093l6959600,15240r,-5093xem6959600,l,,,5080r6959600,l6959600,xe" fillcolor="black" stroked="f">
+            <v:shape w14:anchorId="307369E6" id="Graphic 3" o:spid="_x0000_s1026" style="position:absolute;margin-left:27pt;margin-top:106.2pt;width:548pt;height:1.2pt;z-index:-15987712;visibility:visible;mso-wrap-style:square;mso-wrap-distance-left:0;mso-wrap-distance-top:0;mso-wrap-distance-right:0;mso-wrap-distance-bottom:0;mso-position-horizontal:absolute;mso-position-horizontal-relative:page;mso-position-vertical:absolute;mso-position-vertical-relative:page;v-text-anchor:top" coordsize="6959600,15240" o:gfxdata="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" path="m6959600,10147l,10147r,5093l6959600,15240r,-5093xem6959600,l,,,5080r6959600,l6959600,xe" fillcolor="black" stroked="f">
               <v:path arrowok="t"/>
               <w10:wrap anchorx="page" anchory="page"/>
             </v:shape>

--- a/server/templates/rapor/template_pas_genap.docx
+++ b/server/templates/rapor/template_pas_genap.docx
@@ -588,9 +588,6 @@
         </w:tc>
       </w:tr>
       <w:tr>
-        <w:trPr>
-          <w:trHeight w:val="1596"/>
-        </w:trPr>
         <w:tc>
           <w:tcPr>
             <w:tcW w:w="708" w:type="dxa"/>
@@ -1340,7 +1337,6 @@
         <w:trPr>
           <w:gridBefore w:val="1"/>
           <w:wBefore w:w="10" w:type="dxa"/>
-          <w:trHeight w:val="1596"/>
         </w:trPr>
         <w:tc>
           <w:tcPr>
@@ -4671,14 +4667,23 @@
           <w:p>
             <w:pPr>
               <w:pStyle w:val="TableParagraph"/>
-              <w:spacing w:line="251" w:lineRule="exact"/>
-              <w:ind w:left="4773"/>
-              <w:rPr>
-                <w:rFonts w:ascii="Trebuchet MS"/>
-                <w:b/>
-                <w:sz w:val="24"/>
-              </w:rPr>
-            </w:pPr>
+              <w:spacing w:line="259" w:lineRule="exact"/>
+              <w:ind w:right="308"/>
+              <w:jc w:val="center"/>
+              <w:rPr>
+                <w:rFonts w:ascii="Trebuchet MS"/>
+                <w:b/>
+                <w:sz w:val="24"/>
+              </w:rPr>
+            </w:pPr>
+            <w:r>
+              <w:rPr>
+                <w:rFonts w:ascii="Trebuchet MS"/>
+                <w:b/>
+                <w:sz w:val="24"/>
+              </w:rPr>
+              <w:t xml:space="preserve">                                                                </w:t>
+            </w:r>
             <w:r>
               <w:rPr>
                 <w:rFonts w:ascii="Trebuchet MS"/>
@@ -5329,7 +5334,7 @@
         </mc:Choice>
         <mc:Fallback>
           <w:pict>
-            <v:shape w14:anchorId="307369E6" id="Graphic 3" o:spid="_x0000_s1026" style="position:absolute;margin-left:27pt;margin-top:106.2pt;width:548pt;height:1.2pt;z-index:-15987712;visibility:visible;mso-wrap-style:square;mso-wrap-distance-left:0;mso-wrap-distance-top:0;mso-wrap-distance-right:0;mso-wrap-distance-bottom:0;mso-position-horizontal:absolute;mso-position-horizontal-relative:page;mso-position-vertical:absolute;mso-position-vertical-relative:page;v-text-anchor:top" coordsize="6959600,15240" o:gfxdata="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" path="m6959600,10147l,10147r,5093l6959600,15240r,-5093xem6959600,l,,,5080r6959600,l6959600,xe" fillcolor="black" stroked="f">
+            <v:shape w14:anchorId="2C8996AD" id="Graphic 3" o:spid="_x0000_s1026" style="position:absolute;margin-left:27pt;margin-top:106.2pt;width:548pt;height:1.2pt;z-index:-15987712;visibility:visible;mso-wrap-style:square;mso-wrap-distance-left:0;mso-wrap-distance-top:0;mso-wrap-distance-right:0;mso-wrap-distance-bottom:0;mso-position-horizontal:absolute;mso-position-horizontal-relative:page;mso-position-vertical:absolute;mso-position-vertical-relative:page;v-text-anchor:top" coordsize="6959600,15240" o:gfxdata="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" path="m6959600,10147l,10147r,5093l6959600,15240r,-5093xem6959600,l,,,5080r6959600,l6959600,xe" fillcolor="black" stroked="f">
               <v:path arrowok="t"/>
               <w10:wrap anchorx="page" anchory="page"/>
             </v:shape>

--- a/server/templates/rapor/template_pas_genap.docx
+++ b/server/templates/rapor/template_pas_genap.docx
@@ -1,6 +1,6 @@
 
 <file path=word/document.xml><?xml version="1.0" encoding="utf-8"?>
-<w:document xmlns:wpc="http://schemas.microsoft.com/office/word/2010/wordprocessingCanvas" xmlns:cx="http://schemas.microsoft.com/office/drawing/2014/chartex" xmlns:cx1="http://schemas.microsoft.com/office/drawing/2015/9/8/chartex" xmlns:cx2="http://schemas.microsoft.com/office/drawing/2015/10/21/chartex" xmlns:cx3="http://schemas.microsoft.com/office/drawing/2016/5/9/chartex" xmlns:cx4="http://schemas.microsoft.com/office/drawing/2016/5/10/chartex" xmlns:cx5="http://schemas.microsoft.com/office/drawing/2016/5/11/chartex" xmlns:cx6="http://schemas.microsoft.com/office/drawing/2016/5/12/chartex" xmlns:cx7="http://schemas.microsoft.com/office/drawing/2016/5/13/chartex" xmlns:cx8="http://schemas.microsoft.com/office/drawing/2016/5/14/chartex" xmlns:mc="http://schemas.openxmlformats.org/markup-compatibility/2006" xmlns:aink="http://schemas.microsoft.com/office/drawing/2016/ink" xmlns:am3d="http://schemas.microsoft.com/office/drawing/2017/model3d" xmlns:o="urn:schemas-microsoft-com:office:office" xmlns:oel="http://schemas.microsoft.com/office/2019/extlst" xmlns:r="http://schemas.openxmlformats.org/officeDocument/2006/relationships" xmlns:m="http://schemas.openxmlformats.org/officeDocument/2006/math" xmlns:v="urn:schemas-microsoft-com:vml" xmlns:wp14="http://schemas.microsoft.com/office/word/2010/wordprocessingDrawing" xmlns:wp="http://schemas.openxmlformats.org/drawingml/2006/wordprocessingDrawing" xmlns:w10="urn:schemas-microsoft-com:office:word" xmlns:w="http://schemas.openxmlformats.org/wordprocessingml/2006/main" xmlns:w14="http://schemas.microsoft.com/office/word/2010/wordml" xmlns:w15="http://schemas.microsoft.com/office/word/2012/wordml" xmlns:w16cex="http://schemas.microsoft.com/office/word/2018/wordml/cex" xmlns:w16cid="http://schemas.microsoft.com/office/word/2016/wordml/cid" xmlns:w16="http://schemas.microsoft.com/office/word/2018/wordml" xmlns:w16du="http://schemas.microsoft.com/office/word/2023/wordml/word16du" xmlns:w16sdtdh="http://schemas.microsoft.com/office/word/2020/wordml/sdtdatahash" xmlns:w16sdtfl="http://schemas.microsoft.com/office/word/2024/wordml/sdtformatlock" xmlns:w16se="http://schemas.microsoft.com/office/word/2015/wordml/symex" xmlns:wpg="http://schemas.microsoft.com/office/word/2010/wordprocessingGroup" xmlns:wpi="http://schemas.microsoft.com/office/word/2010/wordprocessingInk" xmlns:wne="http://schemas.microsoft.com/office/word/2006/wordml" xmlns:wps="http://schemas.microsoft.com/office/word/2010/wordprocessingShape" mc:Ignorable="w14 w15 w16se w16cid w16 w16cex w16sdtdh w16sdtfl w16du wp14">
+<w:document xmlns:wpc="http://schemas.microsoft.com/office/word/2010/wordprocessingCanvas" xmlns:cx="http://schemas.microsoft.com/office/drawing/2014/chartex" xmlns:cx1="http://schemas.microsoft.com/office/drawing/2015/9/8/chartex" xmlns:cx2="http://schemas.microsoft.com/office/drawing/2015/10/21/chartex" xmlns:cx3="http://schemas.microsoft.com/office/drawing/2016/5/9/chartex" xmlns:cx4="http://schemas.microsoft.com/office/drawing/2016/5/10/chartex" xmlns:cx5="http://schemas.microsoft.com/office/drawing/2016/5/11/chartex" xmlns:cx6="http://schemas.microsoft.com/office/drawing/2016/5/12/chartex" xmlns:cx7="http://schemas.microsoft.com/office/drawing/2016/5/13/chartex" xmlns:cx8="http://schemas.microsoft.com/office/drawing/2016/5/14/chartex" xmlns:mc="http://schemas.openxmlformats.org/markup-compatibility/2006" xmlns:aink="http://schemas.microsoft.com/office/drawing/2016/ink" xmlns:am3d="http://schemas.microsoft.com/office/drawing/2017/model3d" xmlns:o="urn:schemas-microsoft-com:office:office" xmlns:oel="http://schemas.microsoft.com/office/2019/extlst" xmlns:r="http://schemas.openxmlformats.org/officeDocument/2006/relationships" xmlns:m="http://schemas.openxmlformats.org/officeDocument/2006/math" xmlns:v="urn:schemas-microsoft-com:vml" xmlns:wp14="http://schemas.microsoft.com/office/word/2010/wordprocessingDrawing" xmlns:wp="http://schemas.openxmlformats.org/drawingml/2006/wordprocessingDrawing" xmlns:w10="urn:schemas-microsoft-com:office:word" xmlns:w="http://schemas.openxmlformats.org/wordprocessingml/2006/main" xmlns:w14="http://schemas.microsoft.com/office/word/2010/wordml" xmlns:w15="http://schemas.microsoft.com/office/word/2012/wordml" xmlns:w16cei="http://schemas.microsoft.com/office/word/2026/wordml/cei" xmlns:w16cex="http://schemas.microsoft.com/office/word/2018/wordml/cex" xmlns:w16cid="http://schemas.microsoft.com/office/word/2016/wordml/cid" xmlns:w16="http://schemas.microsoft.com/office/word/2018/wordml" xmlns:w16du="http://schemas.microsoft.com/office/word/2023/wordml/word16du" xmlns:w16sdtdh="http://schemas.microsoft.com/office/word/2020/wordml/sdtdatahash" xmlns:w16sdtfl="http://schemas.microsoft.com/office/word/2024/wordml/sdtformatlock" xmlns:w16se="http://schemas.microsoft.com/office/word/2015/wordml/symex" xmlns:wpg="http://schemas.microsoft.com/office/word/2010/wordprocessingGroup" xmlns:wpi="http://schemas.microsoft.com/office/word/2010/wordprocessingInk" xmlns:wne="http://schemas.microsoft.com/office/word/2006/wordml" xmlns:wps="http://schemas.microsoft.com/office/word/2010/wordprocessingShape" mc:Ignorable="w14 w15 w16se w16cid w16 w16cex w16sdtdh w16sdtfl w16du wp14">
   <w:body>
     <w:p>
       <w:pPr>
@@ -699,7 +699,7 @@
             <w:pPr>
               <w:pStyle w:val="TableParagraph"/>
               <w:spacing w:before="4" w:line="237" w:lineRule="exact"/>
-              <w:ind w:left="107"/>
+              <w:ind w:left="107" w:right="120"/>
               <w:jc w:val="both"/>
             </w:pPr>
             <w:r>
@@ -708,14 +708,6 @@
             <w:r>
               <w:t>&lt;&lt;/daftarMapel1&gt;&gt;</w:t>
             </w:r>
-          </w:p>
-          <w:p>
-            <w:pPr>
-              <w:pStyle w:val="TableParagraph"/>
-              <w:spacing w:before="4" w:line="237" w:lineRule="exact"/>
-              <w:ind w:left="107"/>
-              <w:jc w:val="both"/>
-            </w:pPr>
           </w:p>
         </w:tc>
       </w:tr>
@@ -1178,26 +1170,18 @@
         <w:tblLook w:val="01E0" w:firstRow="1" w:lastRow="1" w:firstColumn="1" w:lastColumn="1" w:noHBand="0" w:noVBand="0"/>
       </w:tblPr>
       <w:tblGrid>
-        <w:gridCol w:w="10"/>
-        <w:gridCol w:w="698"/>
-        <w:gridCol w:w="10"/>
-        <w:gridCol w:w="3690"/>
-        <w:gridCol w:w="10"/>
-        <w:gridCol w:w="994"/>
-        <w:gridCol w:w="10"/>
-        <w:gridCol w:w="5338"/>
-        <w:gridCol w:w="10"/>
+        <w:gridCol w:w="708"/>
+        <w:gridCol w:w="3700"/>
+        <w:gridCol w:w="1004"/>
+        <w:gridCol w:w="5348"/>
       </w:tblGrid>
       <w:tr>
         <w:trPr>
-          <w:gridAfter w:val="1"/>
-          <w:wAfter w:w="10" w:type="dxa"/>
           <w:trHeight w:val="557"/>
         </w:trPr>
         <w:tc>
           <w:tcPr>
             <w:tcW w:w="708" w:type="dxa"/>
-            <w:gridSpan w:val="2"/>
             <w:shd w:val="clear" w:color="auto" w:fill="938953"/>
           </w:tcPr>
           <w:p>
@@ -1226,7 +1210,6 @@
         <w:tc>
           <w:tcPr>
             <w:tcW w:w="3700" w:type="dxa"/>
-            <w:gridSpan w:val="2"/>
             <w:shd w:val="clear" w:color="auto" w:fill="938953"/>
           </w:tcPr>
           <w:p>
@@ -1262,7 +1245,6 @@
         <w:tc>
           <w:tcPr>
             <w:tcW w:w="1004" w:type="dxa"/>
-            <w:gridSpan w:val="2"/>
             <w:shd w:val="clear" w:color="auto" w:fill="938953"/>
           </w:tcPr>
           <w:p>
@@ -1290,7 +1272,6 @@
         <w:tc>
           <w:tcPr>
             <w:tcW w:w="5348" w:type="dxa"/>
-            <w:gridSpan w:val="2"/>
             <w:shd w:val="clear" w:color="auto" w:fill="938953"/>
           </w:tcPr>
           <w:p>
@@ -1334,14 +1315,9 @@
         </w:tc>
       </w:tr>
       <w:tr>
-        <w:trPr>
-          <w:gridBefore w:val="1"/>
-          <w:wBefore w:w="10" w:type="dxa"/>
-        </w:trPr>
         <w:tc>
           <w:tcPr>
             <w:tcW w:w="708" w:type="dxa"/>
-            <w:gridSpan w:val="2"/>
             <w:vAlign w:val="center"/>
           </w:tcPr>
           <w:p>
@@ -1352,42 +1328,60 @@
               <w:rPr>
                 <w:rFonts w:ascii="Trebuchet MS"/>
                 <w:b/>
-                <w:spacing w:val="-10"/>
-                <w:sz w:val="24"/>
-              </w:rPr>
-            </w:pPr>
-            <w:r>
-              <w:rPr>
-                <w:rFonts w:ascii="Trebuchet MS"/>
-                <w:b/>
-                <w:spacing w:val="-10"/>
-                <w:sz w:val="24"/>
-              </w:rPr>
-              <w:t>&lt;&lt;#daftarMapel2&gt;&gt;</w:t>
-            </w:r>
-            <w:r>
-              <w:rPr>
-                <w:rFonts w:ascii="Trebuchet MS"/>
-                <w:b/>
-                <w:spacing w:val="-10"/>
-                <w:sz w:val="24"/>
-              </w:rPr>
-              <w:t>&lt;&lt;</w:t>
-            </w:r>
-            <w:r>
-              <w:rPr>
-                <w:rFonts w:ascii="Trebuchet MS"/>
-                <w:b/>
-                <w:spacing w:val="-10"/>
-                <w:sz w:val="24"/>
-              </w:rPr>
-              <w:t>no</w:t>
-            </w:r>
-            <w:r>
-              <w:rPr>
-                <w:rFonts w:ascii="Trebuchet MS"/>
-                <w:b/>
-                <w:spacing w:val="-10"/>
+                <w:bCs/>
+                <w:sz w:val="24"/>
+              </w:rPr>
+            </w:pPr>
+            <w:r>
+              <w:rPr>
+                <w:rFonts w:ascii="Trebuchet MS"/>
+                <w:b/>
+                <w:bCs/>
+                <w:sz w:val="24"/>
+              </w:rPr>
+              <w:t>&lt;&lt;#daftarMapel</w:t>
+            </w:r>
+            <w:r>
+              <w:rPr>
+                <w:rFonts w:ascii="Trebuchet MS"/>
+                <w:b/>
+                <w:bCs/>
+                <w:sz w:val="24"/>
+              </w:rPr>
+              <w:t>2</w:t>
+            </w:r>
+            <w:r>
+              <w:rPr>
+                <w:rFonts w:ascii="Trebuchet MS"/>
+                <w:b/>
+                <w:bCs/>
+                <w:sz w:val="24"/>
+              </w:rPr>
+              <w:t>&gt;&gt;</w:t>
+            </w:r>
+            <w:r>
+              <w:rPr>
+                <w:rFonts w:ascii="Trebuchet MS"/>
+                <w:b/>
+                <w:bCs/>
+                <w:sz w:val="24"/>
+              </w:rPr>
+              <w:t>&lt;</w:t>
+            </w:r>
+            <w:r>
+              <w:rPr>
+                <w:rFonts w:ascii="Trebuchet MS"/>
+                <w:b/>
+                <w:bCs/>
+                <w:sz w:val="24"/>
+              </w:rPr>
+              <w:t>&lt;no</w:t>
+            </w:r>
+            <w:r>
+              <w:rPr>
+                <w:rFonts w:ascii="Trebuchet MS"/>
+                <w:b/>
+                <w:bCs/>
                 <w:sz w:val="24"/>
               </w:rPr>
               <w:t>&gt;&gt;</w:t>
@@ -1397,7 +1391,6 @@
         <w:tc>
           <w:tcPr>
             <w:tcW w:w="3700" w:type="dxa"/>
-            <w:gridSpan w:val="2"/>
             <w:vAlign w:val="center"/>
           </w:tcPr>
           <w:p>
@@ -1406,106 +1399,61 @@
               <w:ind w:left="106" w:right="108"/>
               <w:rPr>
                 <w:rFonts w:ascii="Trebuchet MS"/>
-                <w:bCs/>
-                <w:sz w:val="24"/>
-              </w:rPr>
-            </w:pPr>
-            <w:r>
-              <w:rPr>
-                <w:rFonts w:ascii="Trebuchet MS"/>
-                <w:bCs/>
-                <w:spacing w:val="-10"/>
-                <w:sz w:val="24"/>
-              </w:rPr>
-              <w:t>&lt;&lt;</w:t>
-            </w:r>
-            <w:r>
-              <w:rPr>
-                <w:rFonts w:ascii="Trebuchet MS"/>
-                <w:bCs/>
-                <w:spacing w:val="-10"/>
-                <w:sz w:val="24"/>
-              </w:rPr>
-              <w:t>nama_mapel</w:t>
-            </w:r>
-            <w:r>
-              <w:rPr>
-                <w:rFonts w:ascii="Trebuchet MS"/>
-                <w:bCs/>
-                <w:spacing w:val="-10"/>
-                <w:sz w:val="24"/>
-              </w:rPr>
-              <w:t>&gt;&gt;</w:t>
+                <w:sz w:val="24"/>
+              </w:rPr>
+            </w:pPr>
+            <w:r>
+              <w:rPr>
+                <w:rFonts w:ascii="Trebuchet MS"/>
+                <w:sz w:val="24"/>
+              </w:rPr>
+              <w:t>&lt;&lt;nama_mapel&gt;&gt;</w:t>
             </w:r>
           </w:p>
         </w:tc>
         <w:tc>
           <w:tcPr>
             <w:tcW w:w="1004" w:type="dxa"/>
-            <w:gridSpan w:val="2"/>
             <w:vAlign w:val="center"/>
           </w:tcPr>
           <w:p>
             <w:pPr>
               <w:pStyle w:val="TableParagraph"/>
-              <w:ind w:left="12" w:right="1"/>
               <w:jc w:val="center"/>
               <w:rPr>
                 <w:rFonts w:ascii="Trebuchet MS"/>
-                <w:bCs/>
-                <w:sz w:val="24"/>
-              </w:rPr>
-            </w:pPr>
-            <w:r>
-              <w:rPr>
-                <w:rFonts w:ascii="Trebuchet MS"/>
-                <w:bCs/>
-                <w:spacing w:val="-10"/>
-                <w:sz w:val="24"/>
-              </w:rPr>
-              <w:t>&lt;&lt;</w:t>
-            </w:r>
-            <w:r>
-              <w:rPr>
-                <w:rFonts w:ascii="Trebuchet MS"/>
-                <w:bCs/>
-                <w:spacing w:val="-10"/>
-                <w:sz w:val="24"/>
-              </w:rPr>
-              <w:t>nilai_mapel</w:t>
-            </w:r>
-            <w:r>
-              <w:rPr>
-                <w:rFonts w:ascii="Trebuchet MS"/>
-                <w:bCs/>
-                <w:spacing w:val="-10"/>
-                <w:sz w:val="24"/>
-              </w:rPr>
-              <w:t>&gt;&gt;</w:t>
+                <w:sz w:val="24"/>
+              </w:rPr>
+            </w:pPr>
+            <w:r>
+              <w:rPr>
+                <w:rFonts w:ascii="Trebuchet MS"/>
+                <w:spacing w:val="-5"/>
+                <w:sz w:val="24"/>
+              </w:rPr>
+              <w:t>&lt;&lt;nilai_mapel&gt;&gt;</w:t>
             </w:r>
           </w:p>
         </w:tc>
         <w:tc>
           <w:tcPr>
             <w:tcW w:w="5348" w:type="dxa"/>
-            <w:gridSpan w:val="2"/>
           </w:tcPr>
           <w:p>
             <w:pPr>
               <w:pStyle w:val="TableParagraph"/>
               <w:spacing w:before="4" w:line="237" w:lineRule="exact"/>
-              <w:ind w:left="107"/>
+              <w:ind w:left="107" w:right="120"/>
               <w:jc w:val="both"/>
-              <w:rPr>
-                <w:rFonts w:ascii="Arial" w:hAnsi="Arial" w:cs="Arial"/>
-                <w:bCs/>
-              </w:rPr>
-            </w:pPr>
-            <w:r>
-              <w:t>&lt;&lt;deskripsi_mapel&gt;&gt;</w:t>
-            </w:r>
-            <w:r>
-              <w:t>&lt;&lt;/daftarMapel2&gt;&gt;</w:t>
+            </w:pPr>
+            <w:r>
+              <w:t>&lt;&lt;deskripsi_mapel&gt;&gt;&lt;&lt;/daftarMapel</w:t>
+            </w:r>
+            <w:r>
+              <w:t>2</w:t>
+            </w:r>
+            <w:r>
+              <w:t>&gt;&gt;</w:t>
             </w:r>
           </w:p>
         </w:tc>
@@ -1632,27 +1580,28 @@
           <w:p>
             <w:pPr>
               <w:pStyle w:val="TableParagraph"/>
-              <w:spacing w:before="1"/>
-              <w:ind w:left="133"/>
-              <w:rPr>
-                <w:rFonts w:ascii="Trebuchet MS"/>
-              </w:rPr>
-            </w:pPr>
-            <w:r>
-              <w:rPr>
-                <w:rFonts w:ascii="Trebuchet MS"/>
+              <w:spacing w:before="120" w:after="120" w:line="276" w:lineRule="auto"/>
+              <w:ind w:left="108" w:right="119"/>
+              <w:jc w:val="both"/>
+              <w:rPr>
+                <w:rFonts w:ascii="Trebuchet MS" w:hAnsi="Trebuchet MS"/>
+              </w:rPr>
+            </w:pPr>
+            <w:r>
+              <w:rPr>
+                <w:rFonts w:ascii="Trebuchet MS" w:hAnsi="Trebuchet MS"/>
               </w:rPr>
               <w:t>&lt;&lt;</w:t>
             </w:r>
             <w:r>
               <w:rPr>
-                <w:rFonts w:ascii="Trebuchet MS"/>
+                <w:rFonts w:ascii="Trebuchet MS" w:hAnsi="Trebuchet MS"/>
               </w:rPr>
               <w:t>d</w:t>
             </w:r>
             <w:r>
               <w:rPr>
-                <w:rFonts w:ascii="Trebuchet MS"/>
+                <w:rFonts w:ascii="Trebuchet MS" w:hAnsi="Trebuchet MS"/>
               </w:rPr>
               <w:t>my&gt;&gt;</w:t>
             </w:r>
@@ -1758,27 +1707,28 @@
           <w:p>
             <w:pPr>
               <w:pStyle w:val="TableParagraph"/>
-              <w:spacing w:before="1"/>
-              <w:ind w:left="133"/>
-              <w:rPr>
-                <w:rFonts w:ascii="Trebuchet MS"/>
-              </w:rPr>
-            </w:pPr>
-            <w:r>
-              <w:rPr>
-                <w:rFonts w:ascii="Trebuchet MS"/>
+              <w:spacing w:before="120" w:after="120" w:line="276" w:lineRule="auto"/>
+              <w:ind w:left="108" w:right="119"/>
+              <w:jc w:val="both"/>
+              <w:rPr>
+                <w:rFonts w:ascii="Trebuchet MS"/>
+              </w:rPr>
+            </w:pPr>
+            <w:r>
+              <w:rPr>
+                <w:rFonts w:ascii="Trebuchet MS" w:hAnsi="Trebuchet MS"/>
               </w:rPr>
               <w:t>&lt;&lt;</w:t>
             </w:r>
             <w:r>
               <w:rPr>
-                <w:rFonts w:ascii="Trebuchet MS"/>
+                <w:rFonts w:ascii="Trebuchet MS" w:hAnsi="Trebuchet MS"/>
               </w:rPr>
               <w:t>d</w:t>
             </w:r>
             <w:r>
               <w:rPr>
-                <w:rFonts w:ascii="Trebuchet MS"/>
+                <w:rFonts w:ascii="Trebuchet MS" w:hAnsi="Trebuchet MS"/>
               </w:rPr>
               <w:t>bpi&gt;&gt;</w:t>
             </w:r>
@@ -2317,27 +2267,28 @@
           <w:p>
             <w:pPr>
               <w:pStyle w:val="TableParagraph"/>
-              <w:spacing w:before="1"/>
-              <w:ind w:left="133"/>
-              <w:rPr>
-                <w:rFonts w:ascii="Trebuchet MS"/>
-              </w:rPr>
-            </w:pPr>
-            <w:r>
-              <w:rPr>
-                <w:rFonts w:ascii="Trebuchet MS"/>
+              <w:spacing w:before="120" w:after="120" w:line="276" w:lineRule="auto"/>
+              <w:ind w:left="108" w:right="119"/>
+              <w:jc w:val="both"/>
+              <w:rPr>
+                <w:rFonts w:ascii="Trebuchet MS"/>
+              </w:rPr>
+            </w:pPr>
+            <w:r>
+              <w:rPr>
+                <w:rFonts w:ascii="Trebuchet MS" w:hAnsi="Trebuchet MS"/>
               </w:rPr>
               <w:t>&lt;&lt;</w:t>
             </w:r>
             <w:r>
               <w:rPr>
-                <w:rFonts w:ascii="Trebuchet MS"/>
+                <w:rFonts w:ascii="Trebuchet MS" w:hAnsi="Trebuchet MS"/>
               </w:rPr>
               <w:t>d</w:t>
             </w:r>
             <w:r>
               <w:rPr>
-                <w:rFonts w:ascii="Trebuchet MS"/>
+                <w:rFonts w:ascii="Trebuchet MS" w:hAnsi="Trebuchet MS"/>
               </w:rPr>
               <w:t>li&gt;&gt;</w:t>
             </w:r>
@@ -2396,27 +2347,28 @@
           <w:p>
             <w:pPr>
               <w:pStyle w:val="TableParagraph"/>
-              <w:spacing w:before="1"/>
-              <w:ind w:left="133"/>
-              <w:rPr>
-                <w:rFonts w:ascii="Trebuchet MS"/>
-              </w:rPr>
-            </w:pPr>
-            <w:r>
-              <w:rPr>
-                <w:rFonts w:ascii="Trebuchet MS"/>
+              <w:spacing w:before="120" w:after="120" w:line="276" w:lineRule="auto"/>
+              <w:ind w:left="108" w:right="119"/>
+              <w:jc w:val="both"/>
+              <w:rPr>
+                <w:rFonts w:ascii="Trebuchet MS"/>
+              </w:rPr>
+            </w:pPr>
+            <w:r>
+              <w:rPr>
+                <w:rFonts w:ascii="Trebuchet MS" w:hAnsi="Trebuchet MS"/>
               </w:rPr>
               <w:t>&lt;&lt;</w:t>
             </w:r>
             <w:r>
               <w:rPr>
-                <w:rFonts w:ascii="Trebuchet MS"/>
+                <w:rFonts w:ascii="Trebuchet MS" w:hAnsi="Trebuchet MS"/>
               </w:rPr>
               <w:t>d</w:t>
             </w:r>
             <w:r>
               <w:rPr>
-                <w:rFonts w:ascii="Trebuchet MS"/>
+                <w:rFonts w:ascii="Trebuchet MS" w:hAnsi="Trebuchet MS"/>
               </w:rPr>
               <w:t>proyek&gt;&gt;</w:t>
             </w:r>
@@ -2695,7 +2647,8 @@
             <w:pPr>
               <w:pStyle w:val="TableParagraph"/>
               <w:spacing w:line="237" w:lineRule="auto"/>
-              <w:ind w:left="133" w:right="276"/>
+              <w:ind w:left="133" w:right="215"/>
+              <w:jc w:val="both"/>
               <w:rPr>
                 <w:rFonts w:ascii="Trebuchet MS"/>
               </w:rPr>
@@ -2735,7 +2688,7 @@
       </w:tr>
       <w:tr>
         <w:trPr>
-          <w:trHeight w:val="1120"/>
+          <w:trHeight w:val="1540"/>
         </w:trPr>
         <w:tc>
           <w:tcPr>
@@ -2744,18 +2697,26 @@
           <w:p>
             <w:pPr>
               <w:pStyle w:val="TableParagraph"/>
-              <w:spacing w:before="151"/>
-              <w:rPr>
-                <w:rFonts w:ascii="Trebuchet MS"/>
-                <w:sz w:val="24"/>
-              </w:rPr>
-            </w:pPr>
-          </w:p>
-          <w:p>
-            <w:pPr>
-              <w:pStyle w:val="TableParagraph"/>
-              <w:spacing w:before="1"/>
-              <w:ind w:left="15" w:right="52"/>
+              <w:rPr>
+                <w:rFonts w:ascii="Trebuchet MS"/>
+                <w:sz w:val="24"/>
+              </w:rPr>
+            </w:pPr>
+          </w:p>
+          <w:p>
+            <w:pPr>
+              <w:pStyle w:val="TableParagraph"/>
+              <w:spacing w:before="81"/>
+              <w:rPr>
+                <w:rFonts w:ascii="Trebuchet MS"/>
+                <w:sz w:val="24"/>
+              </w:rPr>
+            </w:pPr>
+          </w:p>
+          <w:p>
+            <w:pPr>
+              <w:pStyle w:val="TableParagraph"/>
+              <w:ind w:left="15" w:right="50"/>
               <w:jc w:val="center"/>
               <w:rPr>
                 <w:rFonts w:ascii="Trebuchet MS"/>
@@ -2768,7 +2729,15 @@
                 <w:spacing w:val="-5"/>
                 <w:sz w:val="24"/>
               </w:rPr>
-              <w:t>2.</w:t>
+              <w:t>2</w:t>
+            </w:r>
+            <w:r>
+              <w:rPr>
+                <w:rFonts w:ascii="Trebuchet MS"/>
+                <w:spacing w:val="-5"/>
+                <w:sz w:val="24"/>
+              </w:rPr>
+              <w:t>.</w:t>
             </w:r>
           </w:p>
         </w:tc>
@@ -2779,7 +2748,16 @@
           <w:p>
             <w:pPr>
               <w:pStyle w:val="TableParagraph"/>
-              <w:spacing w:before="144"/>
+              <w:rPr>
+                <w:rFonts w:ascii="Trebuchet MS"/>
+                <w:sz w:val="24"/>
+              </w:rPr>
+            </w:pPr>
+          </w:p>
+          <w:p>
+            <w:pPr>
+              <w:pStyle w:val="TableParagraph"/>
+              <w:spacing w:before="73"/>
               <w:rPr>
                 <w:rFonts w:ascii="Trebuchet MS"/>
                 <w:sz w:val="24"/>
@@ -2828,29 +2806,27 @@
           <w:p>
             <w:pPr>
               <w:pStyle w:val="TableParagraph"/>
-              <w:spacing w:before="187" w:line="237" w:lineRule="auto"/>
-              <w:ind w:left="133" w:right="419"/>
-              <w:rPr>
-                <w:rFonts w:ascii="Trebuchet MS"/>
-              </w:rPr>
-            </w:pPr>
-            <w:r>
-              <w:rPr>
-                <w:rFonts w:ascii="Trebuchet MS"/>
-              </w:rPr>
-              <w:t>&lt;&lt;</w:t>
-            </w:r>
-            <w:r>
-              <w:rPr>
-                <w:rFonts w:ascii="Trebuchet MS"/>
-              </w:rPr>
-              <w:t>d</w:t>
-            </w:r>
-            <w:r>
-              <w:rPr>
-                <w:rFonts w:ascii="Trebuchet MS"/>
-              </w:rPr>
-              <w:t>ekskul</w:t>
+              <w:spacing w:before="16"/>
+              <w:rPr>
+                <w:rFonts w:ascii="Trebuchet MS"/>
+              </w:rPr>
+            </w:pPr>
+          </w:p>
+          <w:p>
+            <w:pPr>
+              <w:pStyle w:val="TableParagraph"/>
+              <w:spacing w:line="237" w:lineRule="auto"/>
+              <w:ind w:left="133" w:right="215"/>
+              <w:jc w:val="both"/>
+              <w:rPr>
+                <w:rFonts w:ascii="Trebuchet MS"/>
+              </w:rPr>
+            </w:pPr>
+            <w:r>
+              <w:rPr>
+                <w:rFonts w:ascii="Trebuchet MS"/>
+              </w:rPr>
+              <w:t>&lt;&lt;dekskul</w:t>
             </w:r>
             <w:r>
               <w:rPr>
@@ -2869,7 +2845,7 @@
       </w:tr>
       <w:tr>
         <w:trPr>
-          <w:trHeight w:val="683"/>
+          <w:trHeight w:val="1540"/>
         </w:trPr>
         <w:tc>
           <w:tcPr>
@@ -2878,8 +2854,26 @@
           <w:p>
             <w:pPr>
               <w:pStyle w:val="TableParagraph"/>
-              <w:spacing w:before="210"/>
-              <w:ind w:left="15" w:right="52"/>
+              <w:rPr>
+                <w:rFonts w:ascii="Trebuchet MS"/>
+                <w:sz w:val="24"/>
+              </w:rPr>
+            </w:pPr>
+          </w:p>
+          <w:p>
+            <w:pPr>
+              <w:pStyle w:val="TableParagraph"/>
+              <w:spacing w:before="81"/>
+              <w:rPr>
+                <w:rFonts w:ascii="Trebuchet MS"/>
+                <w:sz w:val="24"/>
+              </w:rPr>
+            </w:pPr>
+          </w:p>
+          <w:p>
+            <w:pPr>
+              <w:pStyle w:val="TableParagraph"/>
+              <w:ind w:left="15" w:right="50"/>
               <w:jc w:val="center"/>
               <w:rPr>
                 <w:rFonts w:ascii="Trebuchet MS"/>
@@ -2892,7 +2886,15 @@
                 <w:spacing w:val="-5"/>
                 <w:sz w:val="24"/>
               </w:rPr>
-              <w:t>3.</w:t>
+              <w:t>3</w:t>
+            </w:r>
+            <w:r>
+              <w:rPr>
+                <w:rFonts w:ascii="Trebuchet MS"/>
+                <w:spacing w:val="-5"/>
+                <w:sz w:val="24"/>
+              </w:rPr>
+              <w:t>.</w:t>
             </w:r>
           </w:p>
         </w:tc>
@@ -2903,7 +2905,25 @@
           <w:p>
             <w:pPr>
               <w:pStyle w:val="TableParagraph"/>
-              <w:spacing w:before="206"/>
+              <w:rPr>
+                <w:rFonts w:ascii="Trebuchet MS"/>
+                <w:sz w:val="24"/>
+              </w:rPr>
+            </w:pPr>
+          </w:p>
+          <w:p>
+            <w:pPr>
+              <w:pStyle w:val="TableParagraph"/>
+              <w:spacing w:before="73"/>
+              <w:rPr>
+                <w:rFonts w:ascii="Trebuchet MS"/>
+                <w:sz w:val="24"/>
+              </w:rPr>
+            </w:pPr>
+          </w:p>
+          <w:p>
+            <w:pPr>
+              <w:pStyle w:val="TableParagraph"/>
               <w:ind w:left="65"/>
               <w:rPr>
                 <w:rFonts w:ascii="Trebuchet MS"/>
@@ -2913,7 +2933,7 @@
             <w:r>
               <w:rPr>
                 <w:rFonts w:ascii="Trebuchet MS"/>
-                <w:spacing w:val="-10"/>
+                <w:spacing w:val="-2"/>
                 <w:sz w:val="24"/>
               </w:rPr>
               <w:t>&lt;&lt;ekskul</w:t>
@@ -2921,7 +2941,7 @@
             <w:r>
               <w:rPr>
                 <w:rFonts w:ascii="Trebuchet MS"/>
-                <w:spacing w:val="-10"/>
+                <w:spacing w:val="-2"/>
                 <w:sz w:val="24"/>
               </w:rPr>
               <w:t>3</w:t>
@@ -2929,7 +2949,7 @@
             <w:r>
               <w:rPr>
                 <w:rFonts w:ascii="Trebuchet MS"/>
-                <w:spacing w:val="-10"/>
+                <w:spacing w:val="-2"/>
                 <w:sz w:val="24"/>
               </w:rPr>
               <w:t>&gt;&gt;</w:t>
@@ -2943,162 +2963,33 @@
           <w:p>
             <w:pPr>
               <w:pStyle w:val="TableParagraph"/>
-              <w:spacing w:before="85"/>
-              <w:ind w:left="133"/>
-              <w:rPr>
-                <w:rFonts w:ascii="Trebuchet MS"/>
-              </w:rPr>
-            </w:pPr>
-            <w:r>
-              <w:rPr>
-                <w:rFonts w:ascii="Trebuchet MS"/>
-              </w:rPr>
-              <w:t>&lt;&lt;</w:t>
-            </w:r>
-            <w:r>
-              <w:rPr>
-                <w:rFonts w:ascii="Trebuchet MS"/>
-              </w:rPr>
-              <w:t>d</w:t>
-            </w:r>
-            <w:r>
-              <w:rPr>
-                <w:rFonts w:ascii="Trebuchet MS"/>
-              </w:rPr>
-              <w:t>eksk</w:t>
-            </w:r>
-            <w:r>
-              <w:rPr>
-                <w:rFonts w:ascii="Trebuchet MS"/>
-              </w:rPr>
-              <w:t>u</w:t>
-            </w:r>
-            <w:r>
-              <w:rPr>
-                <w:rFonts w:ascii="Trebuchet MS"/>
-              </w:rPr>
-              <w:t>l</w:t>
+              <w:spacing w:before="16"/>
+              <w:rPr>
+                <w:rFonts w:ascii="Trebuchet MS"/>
+              </w:rPr>
+            </w:pPr>
+          </w:p>
+          <w:p>
+            <w:pPr>
+              <w:pStyle w:val="TableParagraph"/>
+              <w:spacing w:line="237" w:lineRule="auto"/>
+              <w:ind w:left="133" w:right="215"/>
+              <w:jc w:val="both"/>
+              <w:rPr>
+                <w:rFonts w:ascii="Trebuchet MS"/>
+              </w:rPr>
+            </w:pPr>
+            <w:r>
+              <w:rPr>
+                <w:rFonts w:ascii="Trebuchet MS"/>
+              </w:rPr>
+              <w:t>&lt;&lt;dekskul</w:t>
             </w:r>
             <w:r>
               <w:rPr>
                 <w:rFonts w:ascii="Trebuchet MS"/>
               </w:rPr>
               <w:t>3</w:t>
-            </w:r>
-            <w:r>
-              <w:rPr>
-                <w:rFonts w:ascii="Trebuchet MS"/>
-              </w:rPr>
-              <w:t>&gt;&gt;</w:t>
-            </w:r>
-          </w:p>
-        </w:tc>
-      </w:tr>
-      <w:tr>
-        <w:trPr>
-          <w:trHeight w:val="696"/>
-        </w:trPr>
-        <w:tc>
-          <w:tcPr>
-            <w:tcW w:w="568" w:type="dxa"/>
-          </w:tcPr>
-          <w:p>
-            <w:pPr>
-              <w:pStyle w:val="TableParagraph"/>
-              <w:spacing w:before="218"/>
-              <w:ind w:left="15" w:right="50"/>
-              <w:jc w:val="center"/>
-              <w:rPr>
-                <w:rFonts w:ascii="Trebuchet MS"/>
-                <w:sz w:val="24"/>
-              </w:rPr>
-            </w:pPr>
-            <w:r>
-              <w:rPr>
-                <w:rFonts w:ascii="Trebuchet MS"/>
-                <w:spacing w:val="-5"/>
-                <w:sz w:val="24"/>
-              </w:rPr>
-              <w:t>4.</w:t>
-            </w:r>
-          </w:p>
-        </w:tc>
-        <w:tc>
-          <w:tcPr>
-            <w:tcW w:w="2536" w:type="dxa"/>
-          </w:tcPr>
-          <w:p>
-            <w:pPr>
-              <w:pStyle w:val="TableParagraph"/>
-              <w:spacing w:before="210"/>
-              <w:ind w:left="65"/>
-              <w:rPr>
-                <w:rFonts w:ascii="Trebuchet MS"/>
-                <w:sz w:val="24"/>
-              </w:rPr>
-            </w:pPr>
-            <w:r>
-              <w:rPr>
-                <w:rFonts w:ascii="Trebuchet MS"/>
-                <w:spacing w:val="-10"/>
-                <w:sz w:val="24"/>
-              </w:rPr>
-              <w:t>&lt;&lt;ekskul</w:t>
-            </w:r>
-            <w:r>
-              <w:rPr>
-                <w:rFonts w:ascii="Trebuchet MS"/>
-                <w:spacing w:val="-10"/>
-                <w:sz w:val="24"/>
-              </w:rPr>
-              <w:t>4</w:t>
-            </w:r>
-            <w:r>
-              <w:rPr>
-                <w:rFonts w:ascii="Trebuchet MS"/>
-                <w:spacing w:val="-10"/>
-                <w:sz w:val="24"/>
-              </w:rPr>
-              <w:t>&gt;&gt;</w:t>
-            </w:r>
-          </w:p>
-        </w:tc>
-        <w:tc>
-          <w:tcPr>
-            <w:tcW w:w="7752" w:type="dxa"/>
-          </w:tcPr>
-          <w:p>
-            <w:pPr>
-              <w:pStyle w:val="TableParagraph"/>
-              <w:spacing w:before="229"/>
-              <w:ind w:left="133"/>
-              <w:rPr>
-                <w:rFonts w:ascii="Trebuchet MS"/>
-              </w:rPr>
-            </w:pPr>
-            <w:r>
-              <w:rPr>
-                <w:rFonts w:ascii="Trebuchet MS"/>
-              </w:rPr>
-              <w:t>&lt;&lt;</w:t>
-            </w:r>
-            <w:r>
-              <w:rPr>
-                <w:rFonts w:ascii="Trebuchet MS"/>
-              </w:rPr>
-              <w:t>d</w:t>
-            </w:r>
-            <w:r>
-              <w:rPr>
-                <w:rFonts w:ascii="Trebuchet MS"/>
-              </w:rPr>
-              <w:t>ekskul</w:t>
-            </w:r>
-            <w:r>
-              <w:rPr>
-                <w:rFonts w:ascii="Trebuchet MS"/>
-              </w:rPr>
-              <w:t>4</w:t>
             </w:r>
             <w:r>
               <w:rPr>
@@ -4870,7 +4761,7 @@
 </file>
 
 <file path=word/endnotes.xml><?xml version="1.0" encoding="utf-8"?>
-<w:endnotes xmlns:wpc="http://schemas.microsoft.com/office/word/2010/wordprocessingCanvas" xmlns:cx="http://schemas.microsoft.com/office/drawing/2014/chartex" xmlns:cx1="http://schemas.microsoft.com/office/drawing/2015/9/8/chartex" xmlns:cx2="http://schemas.microsoft.com/office/drawing/2015/10/21/chartex" xmlns:cx3="http://schemas.microsoft.com/office/drawing/2016/5/9/chartex" xmlns:cx4="http://schemas.microsoft.com/office/drawing/2016/5/10/chartex" xmlns:cx5="http://schemas.microsoft.com/office/drawing/2016/5/11/chartex" xmlns:cx6="http://schemas.microsoft.com/office/drawing/2016/5/12/chartex" xmlns:cx7="http://schemas.microsoft.com/office/drawing/2016/5/13/chartex" xmlns:cx8="http://schemas.microsoft.com/office/drawing/2016/5/14/chartex" xmlns:mc="http://schemas.openxmlformats.org/markup-compatibility/2006" xmlns:aink="http://schemas.microsoft.com/office/drawing/2016/ink" xmlns:am3d="http://schemas.microsoft.com/office/drawing/2017/model3d" xmlns:o="urn:schemas-microsoft-com:office:office" xmlns:oel="http://schemas.microsoft.com/office/2019/extlst" xmlns:r="http://schemas.openxmlformats.org/officeDocument/2006/relationships" xmlns:m="http://schemas.openxmlformats.org/officeDocument/2006/math" xmlns:v="urn:schemas-microsoft-com:vml" xmlns:wp14="http://schemas.microsoft.com/office/word/2010/wordprocessingDrawing" xmlns:wp="http://schemas.openxmlformats.org/drawingml/2006/wordprocessingDrawing" xmlns:w10="urn:schemas-microsoft-com:office:word" xmlns:w="http://schemas.openxmlformats.org/wordprocessingml/2006/main" xmlns:w14="http://schemas.microsoft.com/office/word/2010/wordml" xmlns:w15="http://schemas.microsoft.com/office/word/2012/wordml" xmlns:w16cex="http://schemas.microsoft.com/office/word/2018/wordml/cex" xmlns:w16cid="http://schemas.microsoft.com/office/word/2016/wordml/cid" xmlns:w16="http://schemas.microsoft.com/office/word/2018/wordml" xmlns:w16du="http://schemas.microsoft.com/office/word/2023/wordml/word16du" xmlns:w16sdtdh="http://schemas.microsoft.com/office/word/2020/wordml/sdtdatahash" xmlns:w16sdtfl="http://schemas.microsoft.com/office/word/2024/wordml/sdtformatlock" xmlns:w16se="http://schemas.microsoft.com/office/word/2015/wordml/symex" xmlns:wpg="http://schemas.microsoft.com/office/word/2010/wordprocessingGroup" xmlns:wpi="http://schemas.microsoft.com/office/word/2010/wordprocessingInk" xmlns:wne="http://schemas.microsoft.com/office/word/2006/wordml" xmlns:wps="http://schemas.microsoft.com/office/word/2010/wordprocessingShape" mc:Ignorable="w14 w15 w16se w16cid w16 w16cex w16sdtdh w16sdtfl w16du wp14">
+<w:endnotes xmlns:wpc="http://schemas.microsoft.com/office/word/2010/wordprocessingCanvas" xmlns:cx="http://schemas.microsoft.com/office/drawing/2014/chartex" xmlns:cx1="http://schemas.microsoft.com/office/drawing/2015/9/8/chartex" xmlns:cx2="http://schemas.microsoft.com/office/drawing/2015/10/21/chartex" xmlns:cx3="http://schemas.microsoft.com/office/drawing/2016/5/9/chartex" xmlns:cx4="http://schemas.microsoft.com/office/drawing/2016/5/10/chartex" xmlns:cx5="http://schemas.microsoft.com/office/drawing/2016/5/11/chartex" xmlns:cx6="http://schemas.microsoft.com/office/drawing/2016/5/12/chartex" xmlns:cx7="http://schemas.microsoft.com/office/drawing/2016/5/13/chartex" xmlns:cx8="http://schemas.microsoft.com/office/drawing/2016/5/14/chartex" xmlns:mc="http://schemas.openxmlformats.org/markup-compatibility/2006" xmlns:aink="http://schemas.microsoft.com/office/drawing/2016/ink" xmlns:am3d="http://schemas.microsoft.com/office/drawing/2017/model3d" xmlns:o="urn:schemas-microsoft-com:office:office" xmlns:oel="http://schemas.microsoft.com/office/2019/extlst" xmlns:r="http://schemas.openxmlformats.org/officeDocument/2006/relationships" xmlns:m="http://schemas.openxmlformats.org/officeDocument/2006/math" xmlns:v="urn:schemas-microsoft-com:vml" xmlns:wp14="http://schemas.microsoft.com/office/word/2010/wordprocessingDrawing" xmlns:wp="http://schemas.openxmlformats.org/drawingml/2006/wordprocessingDrawing" xmlns:w10="urn:schemas-microsoft-com:office:word" xmlns:w="http://schemas.openxmlformats.org/wordprocessingml/2006/main" xmlns:w14="http://schemas.microsoft.com/office/word/2010/wordml" xmlns:w15="http://schemas.microsoft.com/office/word/2012/wordml" xmlns:w16cei="http://schemas.microsoft.com/office/word/2026/wordml/cei" xmlns:w16cex="http://schemas.microsoft.com/office/word/2018/wordml/cex" xmlns:w16cid="http://schemas.microsoft.com/office/word/2016/wordml/cid" xmlns:w16="http://schemas.microsoft.com/office/word/2018/wordml" xmlns:w16du="http://schemas.microsoft.com/office/word/2023/wordml/word16du" xmlns:w16sdtdh="http://schemas.microsoft.com/office/word/2020/wordml/sdtdatahash" xmlns:w16sdtfl="http://schemas.microsoft.com/office/word/2024/wordml/sdtformatlock" xmlns:w16se="http://schemas.microsoft.com/office/word/2015/wordml/symex" xmlns:wpg="http://schemas.microsoft.com/office/word/2010/wordprocessingGroup" xmlns:wpi="http://schemas.microsoft.com/office/word/2010/wordprocessingInk" xmlns:wne="http://schemas.microsoft.com/office/word/2006/wordml" xmlns:wps="http://schemas.microsoft.com/office/word/2010/wordprocessingShape" mc:Ignorable="w14 w15 w16se w16cid w16 w16cex w16sdtdh w16sdtfl w16du wp14">
   <w:endnote w:type="separator" w:id="-1">
     <w:p>
       <w:r>
@@ -4889,7 +4780,7 @@
 </file>
 
 <file path=word/footer1.xml><?xml version="1.0" encoding="utf-8"?>
-<w:ftr xmlns:wpc="http://schemas.microsoft.com/office/word/2010/wordprocessingCanvas" xmlns:cx="http://schemas.microsoft.com/office/drawing/2014/chartex" xmlns:cx1="http://schemas.microsoft.com/office/drawing/2015/9/8/chartex" xmlns:cx2="http://schemas.microsoft.com/office/drawing/2015/10/21/chartex" xmlns:cx3="http://schemas.microsoft.com/office/drawing/2016/5/9/chartex" xmlns:cx4="http://schemas.microsoft.com/office/drawing/2016/5/10/chartex" xmlns:cx5="http://schemas.microsoft.com/office/drawing/2016/5/11/chartex" xmlns:cx6="http://schemas.microsoft.com/office/drawing/2016/5/12/chartex" xmlns:cx7="http://schemas.microsoft.com/office/drawing/2016/5/13/chartex" xmlns:cx8="http://schemas.microsoft.com/office/drawing/2016/5/14/chartex" xmlns:mc="http://schemas.openxmlformats.org/markup-compatibility/2006" xmlns:aink="http://schemas.microsoft.com/office/drawing/2016/ink" xmlns:am3d="http://schemas.microsoft.com/office/drawing/2017/model3d" xmlns:o="urn:schemas-microsoft-com:office:office" xmlns:oel="http://schemas.microsoft.com/office/2019/extlst" xmlns:r="http://schemas.openxmlformats.org/officeDocument/2006/relationships" xmlns:m="http://schemas.openxmlformats.org/officeDocument/2006/math" xmlns:v="urn:schemas-microsoft-com:vml" xmlns:wp14="http://schemas.microsoft.com/office/word/2010/wordprocessingDrawing" xmlns:wp="http://schemas.openxmlformats.org/drawingml/2006/wordprocessingDrawing" xmlns:w10="urn:schemas-microsoft-com:office:word" xmlns:w="http://schemas.openxmlformats.org/wordprocessingml/2006/main" xmlns:w14="http://schemas.microsoft.com/office/word/2010/wordml" xmlns:w15="http://schemas.microsoft.com/office/word/2012/wordml" xmlns:w16cex="http://schemas.microsoft.com/office/word/2018/wordml/cex" xmlns:w16cid="http://schemas.microsoft.com/office/word/2016/wordml/cid" xmlns:w16="http://schemas.microsoft.com/office/word/2018/wordml" xmlns:w16du="http://schemas.microsoft.com/office/word/2023/wordml/word16du" xmlns:w16sdtdh="http://schemas.microsoft.com/office/word/2020/wordml/sdtdatahash" xmlns:w16sdtfl="http://schemas.microsoft.com/office/word/2024/wordml/sdtformatlock" xmlns:w16se="http://schemas.microsoft.com/office/word/2015/wordml/symex" xmlns:wpg="http://schemas.microsoft.com/office/word/2010/wordprocessingGroup" xmlns:wpi="http://schemas.microsoft.com/office/word/2010/wordprocessingInk" xmlns:wne="http://schemas.microsoft.com/office/word/2006/wordml" xmlns:wps="http://schemas.microsoft.com/office/word/2010/wordprocessingShape" mc:Ignorable="w14 w15 w16se w16cid w16 w16cex w16sdtdh w16sdtfl w16du wp14">
+<w:ftr xmlns:wpc="http://schemas.microsoft.com/office/word/2010/wordprocessingCanvas" xmlns:cx="http://schemas.microsoft.com/office/drawing/2014/chartex" xmlns:cx1="http://schemas.microsoft.com/office/drawing/2015/9/8/chartex" xmlns:cx2="http://schemas.microsoft.com/office/drawing/2015/10/21/chartex" xmlns:cx3="http://schemas.microsoft.com/office/drawing/2016/5/9/chartex" xmlns:cx4="http://schemas.microsoft.com/office/drawing/2016/5/10/chartex" xmlns:cx5="http://schemas.microsoft.com/office/drawing/2016/5/11/chartex" xmlns:cx6="http://schemas.microsoft.com/office/drawing/2016/5/12/chartex" xmlns:cx7="http://schemas.microsoft.com/office/drawing/2016/5/13/chartex" xmlns:cx8="http://schemas.microsoft.com/office/drawing/2016/5/14/chartex" xmlns:mc="http://schemas.openxmlformats.org/markup-compatibility/2006" xmlns:aink="http://schemas.microsoft.com/office/drawing/2016/ink" xmlns:am3d="http://schemas.microsoft.com/office/drawing/2017/model3d" xmlns:o="urn:schemas-microsoft-com:office:office" xmlns:oel="http://schemas.microsoft.com/office/2019/extlst" xmlns:r="http://schemas.openxmlformats.org/officeDocument/2006/relationships" xmlns:m="http://schemas.openxmlformats.org/officeDocument/2006/math" xmlns:v="urn:schemas-microsoft-com:vml" xmlns:wp14="http://schemas.microsoft.com/office/word/2010/wordprocessingDrawing" xmlns:wp="http://schemas.openxmlformats.org/drawingml/2006/wordprocessingDrawing" xmlns:w10="urn:schemas-microsoft-com:office:word" xmlns:w="http://schemas.openxmlformats.org/wordprocessingml/2006/main" xmlns:w14="http://schemas.microsoft.com/office/word/2010/wordml" xmlns:w15="http://schemas.microsoft.com/office/word/2012/wordml" xmlns:w16cei="http://schemas.microsoft.com/office/word/2026/wordml/cei" xmlns:w16cex="http://schemas.microsoft.com/office/word/2018/wordml/cex" xmlns:w16cid="http://schemas.microsoft.com/office/word/2016/wordml/cid" xmlns:w16="http://schemas.microsoft.com/office/word/2018/wordml" xmlns:w16du="http://schemas.microsoft.com/office/word/2023/wordml/word16du" xmlns:w16sdtdh="http://schemas.microsoft.com/office/word/2020/wordml/sdtdatahash" xmlns:w16sdtfl="http://schemas.microsoft.com/office/word/2024/wordml/sdtformatlock" xmlns:w16se="http://schemas.microsoft.com/office/word/2015/wordml/symex" xmlns:wpg="http://schemas.microsoft.com/office/word/2010/wordprocessingGroup" xmlns:wpi="http://schemas.microsoft.com/office/word/2010/wordprocessingInk" xmlns:wne="http://schemas.microsoft.com/office/word/2006/wordml" xmlns:wps="http://schemas.microsoft.com/office/word/2010/wordprocessingShape" mc:Ignorable="w14 w15 w16se w16cid w16 w16cex w16sdtdh w16sdtfl w16du wp14">
   <w:p>
     <w:pPr>
       <w:pStyle w:val="BodyText"/>
@@ -5111,7 +5002,7 @@
 </file>
 
 <file path=word/footnotes.xml><?xml version="1.0" encoding="utf-8"?>
-<w:footnotes xmlns:wpc="http://schemas.microsoft.com/office/word/2010/wordprocessingCanvas" xmlns:cx="http://schemas.microsoft.com/office/drawing/2014/chartex" xmlns:cx1="http://schemas.microsoft.com/office/drawing/2015/9/8/chartex" xmlns:cx2="http://schemas.microsoft.com/office/drawing/2015/10/21/chartex" xmlns:cx3="http://schemas.microsoft.com/office/drawing/2016/5/9/chartex" xmlns:cx4="http://schemas.microsoft.com/office/drawing/2016/5/10/chartex" xmlns:cx5="http://schemas.microsoft.com/office/drawing/2016/5/11/chartex" xmlns:cx6="http://schemas.microsoft.com/office/drawing/2016/5/12/chartex" xmlns:cx7="http://schemas.microsoft.com/office/drawing/2016/5/13/chartex" xmlns:cx8="http://schemas.microsoft.com/office/drawing/2016/5/14/chartex" xmlns:mc="http://schemas.openxmlformats.org/markup-compatibility/2006" xmlns:aink="http://schemas.microsoft.com/office/drawing/2016/ink" xmlns:am3d="http://schemas.microsoft.com/office/drawing/2017/model3d" xmlns:o="urn:schemas-microsoft-com:office:office" xmlns:oel="http://schemas.microsoft.com/office/2019/extlst" xmlns:r="http://schemas.openxmlformats.org/officeDocument/2006/relationships" xmlns:m="http://schemas.openxmlformats.org/officeDocument/2006/math" xmlns:v="urn:schemas-microsoft-com:vml" xmlns:wp14="http://schemas.microsoft.com/office/word/2010/wordprocessingDrawing" xmlns:wp="http://schemas.openxmlformats.org/drawingml/2006/wordprocessingDrawing" xmlns:w10="urn:schemas-microsoft-com:office:word" xmlns:w="http://schemas.openxmlformats.org/wordprocessingml/2006/main" xmlns:w14="http://schemas.microsoft.com/office/word/2010/wordml" xmlns:w15="http://schemas.microsoft.com/office/word/2012/wordml" xmlns:w16cex="http://schemas.microsoft.com/office/word/2018/wordml/cex" xmlns:w16cid="http://schemas.microsoft.com/office/word/2016/wordml/cid" xmlns:w16="http://schemas.microsoft.com/office/word/2018/wordml" xmlns:w16du="http://schemas.microsoft.com/office/word/2023/wordml/word16du" xmlns:w16sdtdh="http://schemas.microsoft.com/office/word/2020/wordml/sdtdatahash" xmlns:w16sdtfl="http://schemas.microsoft.com/office/word/2024/wordml/sdtformatlock" xmlns:w16se="http://schemas.microsoft.com/office/word/2015/wordml/symex" xmlns:wpg="http://schemas.microsoft.com/office/word/2010/wordprocessingGroup" xmlns:wpi="http://schemas.microsoft.com/office/word/2010/wordprocessingInk" xmlns:wne="http://schemas.microsoft.com/office/word/2006/wordml" xmlns:wps="http://schemas.microsoft.com/office/word/2010/wordprocessingShape" mc:Ignorable="w14 w15 w16se w16cid w16 w16cex w16sdtdh w16sdtfl w16du wp14">
+<w:footnotes xmlns:wpc="http://schemas.microsoft.com/office/word/2010/wordprocessingCanvas" xmlns:cx="http://schemas.microsoft.com/office/drawing/2014/chartex" xmlns:cx1="http://schemas.microsoft.com/office/drawing/2015/9/8/chartex" xmlns:cx2="http://schemas.microsoft.com/office/drawing/2015/10/21/chartex" xmlns:cx3="http://schemas.microsoft.com/office/drawing/2016/5/9/chartex" xmlns:cx4="http://schemas.microsoft.com/office/drawing/2016/5/10/chartex" xmlns:cx5="http://schemas.microsoft.com/office/drawing/2016/5/11/chartex" xmlns:cx6="http://schemas.microsoft.com/office/drawing/2016/5/12/chartex" xmlns:cx7="http://schemas.microsoft.com/office/drawing/2016/5/13/chartex" xmlns:cx8="http://schemas.microsoft.com/office/drawing/2016/5/14/chartex" xmlns:mc="http://schemas.openxmlformats.org/markup-compatibility/2006" xmlns:aink="http://schemas.microsoft.com/office/drawing/2016/ink" xmlns:am3d="http://schemas.microsoft.com/office/drawing/2017/model3d" xmlns:o="urn:schemas-microsoft-com:office:office" xmlns:oel="http://schemas.microsoft.com/office/2019/extlst" xmlns:r="http://schemas.openxmlformats.org/officeDocument/2006/relationships" xmlns:m="http://schemas.openxmlformats.org/officeDocument/2006/math" xmlns:v="urn:schemas-microsoft-com:vml" xmlns:wp14="http://schemas.microsoft.com/office/word/2010/wordprocessingDrawing" xmlns:wp="http://schemas.openxmlformats.org/drawingml/2006/wordprocessingDrawing" xmlns:w10="urn:schemas-microsoft-com:office:word" xmlns:w="http://schemas.openxmlformats.org/wordprocessingml/2006/main" xmlns:w14="http://schemas.microsoft.com/office/word/2010/wordml" xmlns:w15="http://schemas.microsoft.com/office/word/2012/wordml" xmlns:w16cei="http://schemas.microsoft.com/office/word/2026/wordml/cei" xmlns:w16cex="http://schemas.microsoft.com/office/word/2018/wordml/cex" xmlns:w16cid="http://schemas.microsoft.com/office/word/2016/wordml/cid" xmlns:w16="http://schemas.microsoft.com/office/word/2018/wordml" xmlns:w16du="http://schemas.microsoft.com/office/word/2023/wordml/word16du" xmlns:w16sdtdh="http://schemas.microsoft.com/office/word/2020/wordml/sdtdatahash" xmlns:w16sdtfl="http://schemas.microsoft.com/office/word/2024/wordml/sdtformatlock" xmlns:w16se="http://schemas.microsoft.com/office/word/2015/wordml/symex" xmlns:wpg="http://schemas.microsoft.com/office/word/2010/wordprocessingGroup" xmlns:wpi="http://schemas.microsoft.com/office/word/2010/wordprocessingInk" xmlns:wne="http://schemas.microsoft.com/office/word/2006/wordml" xmlns:wps="http://schemas.microsoft.com/office/word/2010/wordprocessingShape" mc:Ignorable="w14 w15 w16se w16cid w16 w16cex w16sdtdh w16sdtfl w16du wp14">
   <w:footnote w:type="separator" w:id="-1">
     <w:p>
       <w:r>
@@ -5130,7 +5021,7 @@
 </file>
 
 <file path=word/header1.xml><?xml version="1.0" encoding="utf-8"?>
-<w:hdr xmlns:wpc="http://schemas.microsoft.com/office/word/2010/wordprocessingCanvas" xmlns:cx="http://schemas.microsoft.com/office/drawing/2014/chartex" xmlns:cx1="http://schemas.microsoft.com/office/drawing/2015/9/8/chartex" xmlns:cx2="http://schemas.microsoft.com/office/drawing/2015/10/21/chartex" xmlns:cx3="http://schemas.microsoft.com/office/drawing/2016/5/9/chartex" xmlns:cx4="http://schemas.microsoft.com/office/drawing/2016/5/10/chartex" xmlns:cx5="http://schemas.microsoft.com/office/drawing/2016/5/11/chartex" xmlns:cx6="http://schemas.microsoft.com/office/drawing/2016/5/12/chartex" xmlns:cx7="http://schemas.microsoft.com/office/drawing/2016/5/13/chartex" xmlns:cx8="http://schemas.microsoft.com/office/drawing/2016/5/14/chartex" xmlns:mc="http://schemas.openxmlformats.org/markup-compatibility/2006" xmlns:aink="http://schemas.microsoft.com/office/drawing/2016/ink" xmlns:am3d="http://schemas.microsoft.com/office/drawing/2017/model3d" xmlns:o="urn:schemas-microsoft-com:office:office" xmlns:oel="http://schemas.microsoft.com/office/2019/extlst" xmlns:r="http://schemas.openxmlformats.org/officeDocument/2006/relationships" xmlns:m="http://schemas.openxmlformats.org/officeDocument/2006/math" xmlns:v="urn:schemas-microsoft-com:vml" xmlns:wp14="http://schemas.microsoft.com/office/word/2010/wordprocessingDrawing" xmlns:wp="http://schemas.openxmlformats.org/drawingml/2006/wordprocessingDrawing" xmlns:w10="urn:schemas-microsoft-com:office:word" xmlns:w="http://schemas.openxmlformats.org/wordprocessingml/2006/main" xmlns:w14="http://schemas.microsoft.com/office/word/2010/wordml" xmlns:w15="http://schemas.microsoft.com/office/word/2012/wordml" xmlns:w16cex="http://schemas.microsoft.com/office/word/2018/wordml/cex" xmlns:w16cid="http://schemas.microsoft.com/office/word/2016/wordml/cid" xmlns:w16="http://schemas.microsoft.com/office/word/2018/wordml" xmlns:w16du="http://schemas.microsoft.com/office/word/2023/wordml/word16du" xmlns:w16sdtdh="http://schemas.microsoft.com/office/word/2020/wordml/sdtdatahash" xmlns:w16sdtfl="http://schemas.microsoft.com/office/word/2024/wordml/sdtformatlock" xmlns:w16se="http://schemas.microsoft.com/office/word/2015/wordml/symex" xmlns:wpg="http://schemas.microsoft.com/office/word/2010/wordprocessingGroup" xmlns:wpi="http://schemas.microsoft.com/office/word/2010/wordprocessingInk" xmlns:wne="http://schemas.microsoft.com/office/word/2006/wordml" xmlns:wps="http://schemas.microsoft.com/office/word/2010/wordprocessingShape" mc:Ignorable="w14 w15 w16se w16cid w16 w16cex w16sdtdh w16sdtfl w16du wp14">
+<w:hdr xmlns:wpc="http://schemas.microsoft.com/office/word/2010/wordprocessingCanvas" xmlns:cx="http://schemas.microsoft.com/office/drawing/2014/chartex" xmlns:cx1="http://schemas.microsoft.com/office/drawing/2015/9/8/chartex" xmlns:cx2="http://schemas.microsoft.com/office/drawing/2015/10/21/chartex" xmlns:cx3="http://schemas.microsoft.com/office/drawing/2016/5/9/chartex" xmlns:cx4="http://schemas.microsoft.com/office/drawing/2016/5/10/chartex" xmlns:cx5="http://schemas.microsoft.com/office/drawing/2016/5/11/chartex" xmlns:cx6="http://schemas.microsoft.com/office/drawing/2016/5/12/chartex" xmlns:cx7="http://schemas.microsoft.com/office/drawing/2016/5/13/chartex" xmlns:cx8="http://schemas.microsoft.com/office/drawing/2016/5/14/chartex" xmlns:mc="http://schemas.openxmlformats.org/markup-compatibility/2006" xmlns:aink="http://schemas.microsoft.com/office/drawing/2016/ink" xmlns:am3d="http://schemas.microsoft.com/office/drawing/2017/model3d" xmlns:o="urn:schemas-microsoft-com:office:office" xmlns:oel="http://schemas.microsoft.com/office/2019/extlst" xmlns:r="http://schemas.openxmlformats.org/officeDocument/2006/relationships" xmlns:m="http://schemas.openxmlformats.org/officeDocument/2006/math" xmlns:v="urn:schemas-microsoft-com:vml" xmlns:wp14="http://schemas.microsoft.com/office/word/2010/wordprocessingDrawing" xmlns:wp="http://schemas.openxmlformats.org/drawingml/2006/wordprocessingDrawing" xmlns:w10="urn:schemas-microsoft-com:office:word" xmlns:w="http://schemas.openxmlformats.org/wordprocessingml/2006/main" xmlns:w14="http://schemas.microsoft.com/office/word/2010/wordml" xmlns:w15="http://schemas.microsoft.com/office/word/2012/wordml" xmlns:w16cei="http://schemas.microsoft.com/office/word/2026/wordml/cei" xmlns:w16cex="http://schemas.microsoft.com/office/word/2018/wordml/cex" xmlns:w16cid="http://schemas.microsoft.com/office/word/2016/wordml/cid" xmlns:w16="http://schemas.microsoft.com/office/word/2018/wordml" xmlns:w16du="http://schemas.microsoft.com/office/word/2023/wordml/word16du" xmlns:w16sdtdh="http://schemas.microsoft.com/office/word/2020/wordml/sdtdatahash" xmlns:w16sdtfl="http://schemas.microsoft.com/office/word/2024/wordml/sdtformatlock" xmlns:w16se="http://schemas.microsoft.com/office/word/2015/wordml/symex" xmlns:wpg="http://schemas.microsoft.com/office/word/2010/wordprocessingGroup" xmlns:wpi="http://schemas.microsoft.com/office/word/2010/wordprocessingInk" xmlns:wne="http://schemas.microsoft.com/office/word/2006/wordml" xmlns:wps="http://schemas.microsoft.com/office/word/2010/wordprocessingShape" mc:Ignorable="w14 w15 w16se w16cid w16 w16cex w16sdtdh w16sdtfl w16du wp14">
   <w:p>
     <w:pPr>
       <w:pStyle w:val="BodyText"/>
@@ -5334,7 +5225,7 @@
         </mc:Choice>
         <mc:Fallback>
           <w:pict>
-            <v:shape w14:anchorId="2C8996AD" id="Graphic 3" o:spid="_x0000_s1026" style="position:absolute;margin-left:27pt;margin-top:106.2pt;width:548pt;height:1.2pt;z-index:-15987712;visibility:visible;mso-wrap-style:square;mso-wrap-distance-left:0;mso-wrap-distance-top:0;mso-wrap-distance-right:0;mso-wrap-distance-bottom:0;mso-position-horizontal:absolute;mso-position-horizontal-relative:page;mso-position-vertical:absolute;mso-position-vertical-relative:page;v-text-anchor:top" coordsize="6959600,15240" o:gfxdata="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" path="m6959600,10147l,10147r,5093l6959600,15240r,-5093xem6959600,l,,,5080r6959600,l6959600,xe" fillcolor="black" stroked="f">
+            <v:shape w14:anchorId="6010E070" id="Graphic 3" o:spid="_x0000_s1026" style="position:absolute;margin-left:27pt;margin-top:106.2pt;width:548pt;height:1.2pt;z-index:-15987712;visibility:visible;mso-wrap-style:square;mso-wrap-distance-left:0;mso-wrap-distance-top:0;mso-wrap-distance-right:0;mso-wrap-distance-bottom:0;mso-position-horizontal:absolute;mso-position-horizontal-relative:page;mso-position-vertical:absolute;mso-position-vertical-relative:page;v-text-anchor:top" coordsize="6959600,15240" o:gfxdata="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" path="m6959600,10147l,10147r,5093l6959600,15240r,-5093xem6959600,l,,,5080r6959600,l6959600,xe" fillcolor="black" stroked="f">
               <v:path arrowok="t"/>
               <w10:wrap anchorx="page" anchory="page"/>
             </v:shape>
@@ -6704,6 +6595,7 @@
   <w:style w:type="paragraph" w:default="1" w:styleId="Normal">
     <w:name w:val="Normal"/>
     <w:qFormat/>
+    <w:rsid w:val="0010777D"/>
     <w:rPr>
       <w:rFonts w:ascii="Arial MT" w:eastAsia="Arial MT" w:hAnsi="Arial MT" w:cs="Arial MT"/>
       <w:lang w:val="ms"/>
